--- a/docs/case-study.docx
+++ b/docs/case-study.docx
@@ -21,6 +21,31 @@
     <w:p>
       <w:r>
         <w:t xml:space="preserve">*Draft v1 — numbers marked `[TO FILL]` come from a real take log and must not be invented.*</w:t>
+      </w:r>
+    </w:p>
+    <w:p>
+      <w:r>
+        <w:t xml:space="preserve">Tailored versions of this case study: `case-study-hku.md` (MA — creative emphasis: authorship split</w:t>
+      </w:r>
+    </w:p>
+    <w:p>
+      <w:r>
+        <w:t xml:space="preserve">with the model, reverse locks as aesthetic discipline, one boundary decision) and</w:t>
+      </w:r>
+    </w:p>
+    <w:p>
+      <w:r>
+        <w:t xml:space="preserve">`case-study-hkbu.md` (MSc — technical emphasis: problem framing, data layer, implementation,</w:t>
+      </w:r>
+    </w:p>
+    <w:p>
+      <w:r>
+        <w:t xml:space="preserve">measurement, threats to validity). This file is the neutral master; the two derived versions restructure</w:t>
+      </w:r>
+    </w:p>
+    <w:p>
+      <w:r>
+        <w:t xml:space="preserve">the same facts around different arguments.</w:t>
       </w:r>
     </w:p>
     <w:p>

--- a/docs/case-study.docx
+++ b/docs/case-study.docx
@@ -20,7 +20,10 @@
     </w:p>
     <w:p>
       <w:r>
-        <w:t xml:space="preserve">*Draft v1 — numbers marked `[TO FILL]` come from a real take log and must not be invented.*</w:t>
+        <w:rPr>
+          <w:i/>
+        </w:rPr>
+        <w:t xml:space="preserve">Draft v1 — numbers marked `[TO FILL]` come from a real take log and must not be invented.</w:t>
       </w:r>
     </w:p>
     <w:p>
@@ -421,7 +424,16 @@
         <w:t xml:space="preserve">Reverse locks.</w:t>
       </w:r>
       <w:r>
-        <w:t xml:space="preserve"> Every shot names what must *not* happen: no second light source, no duplicated</w:t>
+        <w:t xml:space="preserve"> Every shot names what must </w:t>
+      </w:r>
+      <w:r>
+        <w:rPr>
+          <w:i/>
+        </w:rPr>
+        <w:t xml:space="preserve">not</w:t>
+      </w:r>
+      <w:r>
+        <w:t xml:space="preserve"> happen: no second light source, no duplicated</w:t>
       </w:r>
     </w:p>
     <w:p>
@@ -593,7 +605,16 @@
     </w:p>
     <w:p>
       <w:r>
-        <w:t xml:space="preserve">I put this in a portfolio piece deliberately. Knowing where the workflow must *not* go is part of</w:t>
+        <w:t xml:space="preserve">I put this in a portfolio piece deliberately. Knowing where the workflow must </w:t>
+      </w:r>
+      <w:r>
+        <w:rPr>
+          <w:i/>
+        </w:rPr>
+        <w:t xml:space="preserve">not</w:t>
+      </w:r>
+      <w:r>
+        <w:t xml:space="preserve"> go is part of</w:t>
       </w:r>
     </w:p>
     <w:p>

--- a/docs/case-study.docx
+++ b/docs/case-study.docx
@@ -289,12 +289,16 @@
     </w:p>
     <w:p>
       <w:r>
-        <w:t xml:space="preserve">  left eye, a broken scar in one eyebrow, missing teeth). The variant prompt describes *only the</w:t>
-      </w:r>
-    </w:p>
-    <w:p>
-      <w:r>
-        <w:t xml:space="preserve">  delta* — this outfit, this soaked state, this restraint — and says: copy the uploaded identity</w:t>
+        <w:t xml:space="preserve">  left eye, a broken scar in one eyebrow, missing teeth). The variant prompt describes </w:t>
+      </w:r>
+      <w:r>
+        <w:rPr>
+          <w:i/>
+        </w:rPr>
+        <w:t xml:space="preserve">only the delta</w:t>
+      </w:r>
+      <w:r>
+        <w:t xml:space="preserve"> — this outfit, this soaked state, this restraint — and says: copy the uploaded identity</w:t>
       </w:r>
     </w:p>
     <w:p>
@@ -538,21 +542,25 @@
     </w:p>
     <w:p>
       <w:r>
-        <w:t xml:space="preserve">catalogue entry is written and every future prompt carries the countermeasure; if it is a **model</w:t>
-      </w:r>
-    </w:p>
-    <w:p>
-      <w:r>
-        <w:t xml:space="preserve">limitation</w:t>
-      </w:r>
-      <w:r>
-        <w:rPr>
-          <w:b/>
-        </w:rPr>
+        <w:t xml:space="preserve">catalogue entry is written and every future prompt carries the countermeasure; if it is a </w:t>
+      </w:r>
+      <w:r>
+        <w:rPr>
+          <w:b/>
+        </w:rPr>
+        <w:t xml:space="preserve">model limitation</w:t>
+      </w:r>
+      <w:r>
         <w:t xml:space="preserve">, the shot is redesigned (split, reframe, new plate); if it is an </w:t>
       </w:r>
       <w:r>
-        <w:t xml:space="preserve">asset problem**, the</w:t>
+        <w:rPr>
+          <w:b/>
+        </w:rPr>
+        <w:t xml:space="preserve">asset problem</w:t>
+      </w:r>
+      <w:r>
+        <w:t xml:space="preserve">, the</w:t>
       </w:r>
     </w:p>
     <w:p>

--- a/docs/case-study.docx
+++ b/docs/case-study.docx
@@ -837,7 +837,7 @@
     </w:p>
     <w:p>
       <w:r>
-        <w:t xml:space="preserve">• Verification: `make verify` (25 checks) and `make lint`, run in this repository.</w:t>
+        <w:t xml:space="preserve">• Verification: `make verify` (27 checks) and `make lint`, run in this repository.</w:t>
       </w:r>
     </w:p>
     <w:p>

--- a/docs/case-study.docx
+++ b/docs/case-study.docx
@@ -1,6 +1,6 @@
 
 <file path=word/document.xml><?xml version="1.0" encoding="utf-8"?>
-<w:document xmlns:w="http://schemas.openxmlformats.org/wordprocessingml/2006/main">
+<w:document xmlns:w="http://schemas.openxmlformats.org/wordprocessingml/2006/main" xmlns:r="http://schemas.openxmlformats.org/officeDocument/2006/relationships" xmlns:wp="http://schemas.openxmlformats.org/drawingml/2006/wordprocessingDrawing" xmlns:a="http://schemas.openxmlformats.org/drawingml/2006/main" xmlns:pic="http://schemas.openxmlformats.org/drawingml/2006/picture">
   <w:body>
     <w:p>
       <w:pPr>
@@ -574,6 +574,50 @@
       </w:r>
     </w:p>
     <w:p>
+      <w:r>
+        <w:drawing>
+          <wp:inline distT="0" distB="0" distL="0" distR="0">
+            <wp:extent cx="5700000" cy="2818828"/>
+            <wp:docPr id="1" name="Figure1"/>
+            <wp:cNvGraphicFramePr/>
+            <a:graphic>
+              <a:graphicData uri="http://schemas.openxmlformats.org/drawingml/2006/picture">
+                <pic:pic>
+                  <pic:nvPicPr>
+                    <pic:cNvPr id="1" name="Figure1"/>
+                    <pic:cNvPicPr/>
+                  </pic:nvPicPr>
+                  <pic:blipFill>
+                    <a:blip r:embed="rIdImg1"/>
+                    <a:stretch>
+                      <a:fillRect/>
+                    </a:stretch>
+                  </pic:blipFill>
+                  <pic:spPr>
+                    <a:xfrm>
+                      <a:off x="0" y="0"/>
+                      <a:ext cx="5700000" cy="2818828"/>
+                    </a:xfrm>
+                    <a:prstGeom prst="rect">
+                      <a:avLst/>
+                    </a:prstGeom>
+                  </pic:spPr>
+                </pic:pic>
+              </a:graphicData>
+            </a:graphic>
+          </wp:inline>
+        </w:drawing>
+      </w:r>
+    </w:p>
+    <w:p>
+      <w:pPr>
+        <w:pStyle w:val="Quote"/>
+      </w:pPr>
+      <w:r>
+        <w:t xml:space="preserve">Figure 1 — a prompt as first written, and after the fix.</w:t>
+      </w:r>
+    </w:p>
+    <w:p>
       <w:pPr>
         <w:pStyle w:val="Heading2"/>
       </w:pPr>
@@ -823,6 +867,94 @@
       </w:pPr>
       <w:r>
         <w:t xml:space="preserve">Appendix — the artefacts</w:t>
+      </w:r>
+    </w:p>
+    <w:p>
+      <w:r>
+        <w:drawing>
+          <wp:inline distT="0" distB="0" distL="0" distR="0">
+            <wp:extent cx="5700000" cy="2818828"/>
+            <wp:docPr id="2" name="Figure2"/>
+            <wp:cNvGraphicFramePr/>
+            <a:graphic>
+              <a:graphicData uri="http://schemas.openxmlformats.org/drawingml/2006/picture">
+                <pic:pic>
+                  <pic:nvPicPr>
+                    <pic:cNvPr id="2" name="Figure2"/>
+                    <pic:cNvPicPr/>
+                  </pic:nvPicPr>
+                  <pic:blipFill>
+                    <a:blip r:embed="rIdImg2"/>
+                    <a:stretch>
+                      <a:fillRect/>
+                    </a:stretch>
+                  </pic:blipFill>
+                  <pic:spPr>
+                    <a:xfrm>
+                      <a:off x="0" y="0"/>
+                      <a:ext cx="5700000" cy="2818828"/>
+                    </a:xfrm>
+                    <a:prstGeom prst="rect">
+                      <a:avLst/>
+                    </a:prstGeom>
+                  </pic:spPr>
+                </pic:pic>
+              </a:graphicData>
+            </a:graphic>
+          </wp:inline>
+        </w:drawing>
+      </w:r>
+    </w:p>
+    <w:p>
+      <w:pPr>
+        <w:pStyle w:val="Quote"/>
+      </w:pPr>
+      <w:r>
+        <w:t xml:space="preserve">Figure 2 — the take log: rework rounds, failure types, attribution.</w:t>
+      </w:r>
+    </w:p>
+    <w:p>
+      <w:r>
+        <w:drawing>
+          <wp:inline distT="0" distB="0" distL="0" distR="0">
+            <wp:extent cx="5700000" cy="2818828"/>
+            <wp:docPr id="3" name="Figure3"/>
+            <wp:cNvGraphicFramePr/>
+            <a:graphic>
+              <a:graphicData uri="http://schemas.openxmlformats.org/drawingml/2006/picture">
+                <pic:pic>
+                  <pic:nvPicPr>
+                    <pic:cNvPr id="3" name="Figure3"/>
+                    <pic:cNvPicPr/>
+                  </pic:nvPicPr>
+                  <pic:blipFill>
+                    <a:blip r:embed="rIdImg3"/>
+                    <a:stretch>
+                      <a:fillRect/>
+                    </a:stretch>
+                  </pic:blipFill>
+                  <pic:spPr>
+                    <a:xfrm>
+                      <a:off x="0" y="0"/>
+                      <a:ext cx="5700000" cy="2818828"/>
+                    </a:xfrm>
+                    <a:prstGeom prst="rect">
+                      <a:avLst/>
+                    </a:prstGeom>
+                  </pic:spPr>
+                </pic:pic>
+              </a:graphicData>
+            </a:graphic>
+          </wp:inline>
+        </w:drawing>
+      </w:r>
+    </w:p>
+    <w:p>
+      <w:pPr>
+        <w:pStyle w:val="Quote"/>
+      </w:pPr>
+      <w:r>
+        <w:t xml:space="preserve">Figure 3 — `make verify`: 27 checks, exit 0.</w:t>
       </w:r>
     </w:p>
     <w:p>
